--- a/blog/facebook-reel-length/How Long Can a Facebook Reel Be - 2026 Limits and Best Run Times.docx
+++ b/blog/facebook-reel-length/How Long Can a Facebook Reel Be - 2026 Limits and Best Run Times.docx
@@ -23,7 +23,7 @@
           <w:b w:val="0"/>
           <w:i w:val="0"/>
         </w:rPr>
-        <w:t xml:space="preserve"> A Facebook Reel can now run past the old 90-second cap. Meta retired that limit in June 2025 when every Facebook video became a Reel, so uploaded Reels have no fixed maximum on updated accounts. Recording inside the Facebook app still stops at 90 seconds, and the minimum is 3 seconds.</w:t>
+        <w:t xml:space="preserve"> There isn't a fixed maximum any more. Meta scrapped the 90-second cap in June 2025, when it turned every Facebook video into a Reel, so an uploaded Reel can run as long as you want it to on an updated account. Record inside the app, though, and 90 seconds is still your ceiling. Minimum is 3.</w:t>
       </w:r>
     </w:p>
     <w:p>
@@ -43,7 +43,7 @@
           <w:b w:val="0"/>
           <w:i w:val="0"/>
         </w:rPr>
-        <w:t>Uploaded Facebook Reels have no hard length ceiling anymore. The 90-second cap went away in June 2025.</w:t>
+        <w:t>No hard ceiling on uploaded Reels since June 2025, when the 90-second cap was scrapped.</w:t>
       </w:r>
     </w:p>
     <w:p>
@@ -55,7 +55,7 @@
           <w:b w:val="0"/>
           <w:i w:val="0"/>
         </w:rPr>
-        <w:t>Recording in the app still stops at 90 seconds, so anything longer has to be uploaded as a finished file.</w:t>
+        <w:t>Filming in the app is the exception. It still cuts you off at 90 seconds, so anything longer has to be uploaded as a finished file.</w:t>
       </w:r>
     </w:p>
     <w:p>
@@ -67,7 +67,7 @@
           <w:b w:val="0"/>
           <w:i w:val="0"/>
         </w:rPr>
-        <w:t>The minimum is 3 seconds. SocialBee's direct publishing needs 4.</w:t>
+        <w:t>Minimum: 3 seconds. SocialBee's direct publishing wants 4.</w:t>
       </w:r>
     </w:p>
     <w:p>
@@ -79,7 +79,7 @@
           <w:b w:val="0"/>
           <w:i w:val="0"/>
         </w:rPr>
-        <w:t>Between 15 and 60 seconds still performs best for most business content.</w:t>
+        <w:t>Most business Reels still do best somewhere between 15 and 60 seconds.</w:t>
       </w:r>
     </w:p>
     <w:p>
@@ -91,7 +91,7 @@
           <w:b w:val="0"/>
           <w:i w:val="0"/>
         </w:rPr>
-        <w:t>Facebook rewards completion, not duration. Cut to the length your point actually needs.</w:t>
+        <w:t>What Facebook rewards is completion, not duration. Cut to the length your point actually needs.</w:t>
       </w:r>
     </w:p>
     <w:p>
@@ -100,7 +100,7 @@
           <w:b w:val="0"/>
           <w:i w:val="0"/>
         </w:rPr>
-        <w:t>You cut a video and now you're checking whether it'll fit. That answer changed recently, and a lot of the advice still circulating was written before it did.</w:t>
+        <w:t>You cut a video and now you're checking whether it'll fit. That answer moved in 2025, and plenty of the advice still floating around predates the change.</w:t>
       </w:r>
     </w:p>
     <w:p>
@@ -187,7 +187,7 @@
           <w:b w:val="0"/>
           <w:i w:val="0"/>
         </w:rPr>
-        <w:t>Upload a finished video file and Facebook no longer enforces a maximum duration. Meta confirmed in June 2025 that everything you post to Facebook except Stories and Live would publish as a Reel, and the 90-second restriction was dropped at that point. Horizontal footage gets shown in a vertical frame rather than refused.</w:t>
+        <w:t>Send Facebook a finished video file and it stops enforcing any maximum duration at all. Meta confirmed in June 2025 that everything you post to Facebook except Stories and Live would publish as a Reel, and the 90-second restriction was dropped at that point. Horizontal footage gets shown in a vertical frame rather than refused.</w:t>
       </w:r>
     </w:p>
     <w:p>
@@ -196,7 +196,7 @@
           <w:b w:val="0"/>
           <w:i w:val="0"/>
         </w:rPr>
-        <w:t>Meta rolled this out gradually by region and account type, which is why two people on the same team can open the same composer on the same day and see different limits. If yours still rejects anything over 90 seconds, you haven't been switched yet.</w:t>
+        <w:t>Rollout was gradual, by region and by account type. Two colleagues can open the same composer on the same morning and be shown different limits. Still getting rejected over 90 seconds? Your account hasn't been switched.</w:t>
       </w:r>
     </w:p>
     <w:p>
@@ -214,7 +214,7 @@
           <w:b w:val="0"/>
           <w:i w:val="0"/>
         </w:rPr>
-        <w:t xml:space="preserve"> back in March 2023, and </w:t>
+        <w:t xml:space="preserve"> in March 2023. Two years later came the consolidation that took the ceiling away entirely, </w:t>
       </w:r>
       <w:hyperlink r:id="rId11">
         <w:r>
@@ -222,7 +222,7 @@
             <w:color w:val="0B5CAB"/>
             <w:u w:val="single"/>
           </w:rPr>
-          <w:t xml:space="preserve">Social Media Today reported the 2025 consolidation</w:t>
+          <w:t xml:space="preserve">reported by Social Media Today</w:t>
         </w:r>
       </w:hyperlink>
       <w:r>
@@ -230,7 +230,7 @@
           <w:b w:val="0"/>
           <w:i w:val="0"/>
         </w:rPr>
-        <w:t xml:space="preserve"> that removed the ceiling.</w:t>
+        <w:t>.</w:t>
       </w:r>
     </w:p>
     <w:p>
@@ -359,7 +359,7 @@
           <w:b w:val="0"/>
           <w:i w:val="0"/>
         </w:rPr>
-        <w:t>Being allowed to post a six-minute Reel doesn't make it a good idea.</w:t>
+        <w:t>You can post a six-minute Reel. Whether anyone watches it is a different question.</w:t>
       </w:r>
     </w:p>
     <w:p>
@@ -368,7 +368,7 @@
           <w:b w:val="0"/>
           <w:i w:val="0"/>
         </w:rPr>
-        <w:t>For most business content, aim for 15 to 60 seconds. That's enough room to make one clear point without losing anyone before the end. Match the run time to the job instead of the maximum:</w:t>
+        <w:t>For most business content, aim somewhere between 15 and 60 seconds. That's enough room for one clear point, and short enough that people stay to the end of it. Match the run time to the job rather than to the maximum:</w:t>
       </w:r>
     </w:p>
     <w:p>
@@ -380,14 +380,14 @@
           <w:b/>
           <w:i w:val="0"/>
         </w:rPr>
-        <w:t>Hooks and single tips:</w:t>
+        <w:t>Hooks and single tips</w:t>
       </w:r>
       <w:r>
         <w:rPr>
           <w:b w:val="0"/>
           <w:i w:val="0"/>
         </w:rPr>
-        <w:t xml:space="preserve"> 7 to 15 seconds, with no setup.</w:t>
+        <w:t xml:space="preserve"> live at 7 to 15 seconds. One idea, no setup, out.</w:t>
       </w:r>
     </w:p>
     <w:p>
@@ -399,14 +399,14 @@
           <w:b/>
           <w:i w:val="0"/>
         </w:rPr>
-        <w:t>Product demos and how-tos:</w:t>
+        <w:t>Product demos and how-tos</w:t>
       </w:r>
       <w:r>
         <w:rPr>
           <w:b w:val="0"/>
           <w:i w:val="0"/>
         </w:rPr>
-        <w:t xml:space="preserve"> 30 to 60 seconds, enough for a real workflow.</w:t>
+        <w:t xml:space="preserve"> usually need 30 to 60, because showing a real workflow takes that long.</w:t>
       </w:r>
     </w:p>
     <w:p>
@@ -418,14 +418,14 @@
           <w:b/>
           <w:i w:val="0"/>
         </w:rPr>
-        <w:t>Explainers and interviews:</w:t>
+        <w:t>Explainers and interviews</w:t>
       </w:r>
       <w:r>
         <w:rPr>
           <w:b w:val="0"/>
           <w:i w:val="0"/>
         </w:rPr>
-        <w:t xml:space="preserve"> 60 to 180 seconds, worth it only when your audience already knows you.</w:t>
+        <w:t xml:space="preserve"> can run to three minutes. Only worth it once an audience already knows who you are.</w:t>
       </w:r>
     </w:p>
     <w:p>
@@ -434,7 +434,7 @@
           <w:b w:val="0"/>
           <w:i w:val="0"/>
         </w:rPr>
-        <w:t>Padding is the mistake. A 45-second Reel stretched to 90 doesn't gain you 45 seconds of attention, it just gives viewers a clearly marked place to leave, usually right at the point where the video stops moving.</w:t>
+        <w:t>Padding is the mistake. Stretch a 45-second Reel to 90 and you don't win 45 more seconds of attention, you just hand viewers a clearly marked place to leave, right at the point the video stops moving.</w:t>
       </w:r>
     </w:p>
     <w:p>
@@ -469,7 +469,7 @@
           <w:b w:val="0"/>
           <w:i w:val="0"/>
         </w:rPr>
-        <w:t xml:space="preserve">A 25-second Reel that most viewers watch to the end sends a far stronger signal than a 90-second one that sheds half its audience in five seconds. Shorter Reels win because short videos are easier to finish, which is a different thing from the algorithm preferring them. Our breakdown of the </w:t>
+        <w:t xml:space="preserve">Twenty-five seconds that people finish beats ninety that lose half the room in the first five. Shorter Reels win because short videos are easier to finish, which is a different thing from the algorithm preferring them. Our breakdown of the </w:t>
       </w:r>
       <w:hyperlink r:id="rId13">
         <w:r>
@@ -911,7 +911,7 @@
           <w:b w:val="0"/>
           <w:i w:val="0"/>
         </w:rPr>
-        <w:t>Length decisions get easier when you aren't posting in a rush.</w:t>
+        <w:t>Rushing is what makes you settle for the wrong length.</w:t>
       </w:r>
     </w:p>
     <w:p>
@@ -920,7 +920,7 @@
           <w:b w:val="0"/>
           <w:i w:val="0"/>
         </w:rPr>
-        <w:t>SocialBee publishes Reels straight to your Facebook Pages, so you can queue a 12-second hook for Tuesday and a 60-second demo for Thursday without opening the app twice. Preview each one before it goes out, then drop it into a content category so your posting mix stays balanced. Personal profiles get a mobile notification at post time, caption copied and file ready.</w:t>
+        <w:t>SocialBee publishes Reels straight to your Facebook Pages. Queue Tuesday's 12-second hook and Thursday's demo, which needs a full minute, in the same sitting without switching apps once. Each one gets a preview before it goes out, and content categories keep the mix from turning into five demos in a row. On a personal profile you get a mobile notification at post time instead, caption copied and file ready.</w:t>
       </w:r>
     </w:p>
     <w:p>
@@ -1016,7 +1016,7 @@
           <w:b w:val="0"/>
           <w:i w:val="0"/>
         </w:rPr>
-        <w:t>Your account probably hasn't received the change yet. Upload a finished file rather than recording in the app, and check whether you're posting to a Page or a personal profile.</w:t>
+        <w:t>Your account probably hasn't received the change yet. Try uploading a finished file instead of recording in the app, and check whether you're posting to a Page or a personal profile.</w:t>
       </w:r>
     </w:p>
     <w:p>

--- a/blog/facebook-reel-length/How Long Can a Facebook Reel Be - 2026 Limits and Best Run Times.docx
+++ b/blog/facebook-reel-length/How Long Can a Facebook Reel Be - 2026 Limits and Best Run Times.docx
@@ -170,7 +170,7 @@
           <w:i/>
           <w:sz w:val="18"/>
         </w:rPr>
-        <w:t>[Image source](https://socialbee.com/blog/facebook-reel-length/)</w:t>
+        <w:t>[Image source](https://github.com/aamir4uu/ishu/blob/claude/facebook-reel-length-post-5fl797/blog/facebook-reel-length/images/facebook-reel-length-limits-2021-2026.png)</w:t>
       </w:r>
     </w:p>
     <w:p>
@@ -295,7 +295,7 @@
           <w:i/>
           <w:sz w:val="18"/>
         </w:rPr>
-        <w:t>[Image source](https://www.facebook.com/)</w:t>
+        <w:t>[Image source](https://www.facebook.com/help/2862139500770200)</w:t>
       </w:r>
     </w:p>
     <w:p>
@@ -550,7 +550,7 @@
           <w:i/>
           <w:sz w:val="18"/>
         </w:rPr>
-        <w:t>[Image source](https://socialbee.com/)</w:t>
+        <w:t>[Image source](https://help.socialbee.com/hc/en-us/articles/29979081550487-How-to-schedule-and-post-Reels-on-Facebook)</w:t>
       </w:r>
     </w:p>
     <w:tbl>

--- a/blog/facebook-reel-length/How Long Can a Facebook Reel Be - 2026 Limits and Best Run Times.docx
+++ b/blog/facebook-reel-length/How Long Can a Facebook Reel Be - 2026 Limits and Best Run Times.docx
@@ -127,7 +127,7 @@
       <w:r>
         <w:drawing>
           <wp:inline xmlns:a="http://schemas.openxmlformats.org/drawingml/2006/main" xmlns:pic="http://schemas.openxmlformats.org/drawingml/2006/picture">
-            <wp:extent cx="5486400" cy="3200400"/>
+            <wp:extent cx="5486400" cy="2834640"/>
             <wp:docPr id="1" name="Picture 1"/>
             <wp:cNvGraphicFramePr>
               <a:graphicFrameLocks noChangeAspect="1"/>
@@ -136,7 +136,7 @@
               <a:graphicData uri="http://schemas.openxmlformats.org/drawingml/2006/picture">
                 <pic:pic>
                   <pic:nvPicPr>
-                    <pic:cNvPr id="0" name="facebook-reel-length-limits-2021-2026.png"/>
+                    <pic:cNvPr id="0" name="facebook-reel-upload-vs-in-app-limits.png"/>
                     <pic:cNvPicPr/>
                   </pic:nvPicPr>
                   <pic:blipFill>
@@ -148,7 +148,7 @@
                   <pic:spPr>
                     <a:xfrm>
                       <a:off x="0" y="0"/>
-                      <a:ext cx="5486400" cy="3200400"/>
+                      <a:ext cx="5486400" cy="2834640"/>
                     </a:xfrm>
                     <a:prstGeom prst="rect"/>
                   </pic:spPr>
@@ -170,7 +170,7 @@
           <w:i/>
           <w:sz w:val="18"/>
         </w:rPr>
-        <w:t>[Image source](https://github.com/aamir4uu/ishu/blob/claude/facebook-reel-length-post-5fl797/blog/facebook-reel-length/images/facebook-reel-length-limits-2021-2026.png)</w:t>
+        <w:t>[Image source](https://raw.githubusercontent.com/aamir4uu/ishu/refs/heads/claude/facebook-reel-length-post-5fl797/blog/facebook-reel-length/images/facebook-reel-upload-vs-in-app-limits.png)</w:t>
       </w:r>
     </w:p>
     <w:p>
@@ -235,6 +235,59 @@
     </w:p>
     <w:p>
       <w:pPr>
+        <w:jc w:val="center"/>
+      </w:pPr>
+      <w:r>
+        <w:drawing>
+          <wp:inline xmlns:a="http://schemas.openxmlformats.org/drawingml/2006/main" xmlns:pic="http://schemas.openxmlformats.org/drawingml/2006/picture">
+            <wp:extent cx="5486400" cy="3200400"/>
+            <wp:docPr id="2" name="Picture 2"/>
+            <wp:cNvGraphicFramePr>
+              <a:graphicFrameLocks noChangeAspect="1"/>
+            </wp:cNvGraphicFramePr>
+            <a:graphic>
+              <a:graphicData uri="http://schemas.openxmlformats.org/drawingml/2006/picture">
+                <pic:pic>
+                  <pic:nvPicPr>
+                    <pic:cNvPr id="0" name="facebook-reel-length-limits-2021-2026.png"/>
+                    <pic:cNvPicPr/>
+                  </pic:nvPicPr>
+                  <pic:blipFill>
+                    <a:blip r:embed="rId12"/>
+                    <a:stretch>
+                      <a:fillRect/>
+                    </a:stretch>
+                  </pic:blipFill>
+                  <pic:spPr>
+                    <a:xfrm>
+                      <a:off x="0" y="0"/>
+                      <a:ext cx="5486400" cy="3200400"/>
+                    </a:xfrm>
+                    <a:prstGeom prst="rect"/>
+                  </pic:spPr>
+                </pic:pic>
+              </a:graphicData>
+            </a:graphic>
+          </wp:inline>
+        </w:drawing>
+      </w:r>
+    </w:p>
+    <w:p>
+      <w:pPr>
+        <w:spacing w:after="320"/>
+        <w:jc w:val="center"/>
+      </w:pPr>
+      <w:r>
+        <w:rPr>
+          <w:b w:val="0"/>
+          <w:i/>
+          <w:sz w:val="18"/>
+        </w:rPr>
+        <w:t>[Image source](https://raw.githubusercontent.com/aamir4uu/ishu/refs/heads/claude/facebook-reel-length-post-5fl797/blog/facebook-reel-length/images/facebook-reel-length-limits-2021-2026.png)</w:t>
+      </w:r>
+    </w:p>
+    <w:p>
+      <w:pPr>
         <w:pStyle w:val="Heading3"/>
       </w:pPr>
       <w:r>
@@ -257,45 +310,6 @@
           <w:i w:val="0"/>
         </w:rPr>
         <w:t>Want a four-minute Reel? Film and edit it elsewhere, then upload the file.</w:t>
-      </w:r>
-    </w:p>
-    <w:p>
-      <w:pPr>
-        <w:jc w:val="center"/>
-      </w:pPr>
-      <w:r>
-        <w:rPr>
-          <w:b/>
-          <w:color w:val="718096"/>
-        </w:rPr>
-        <w:t>[ IMAGE TO BE PLACED: images/facebook-reels-composer-timer.png ]</w:t>
-      </w:r>
-    </w:p>
-    <w:p>
-      <w:pPr>
-        <w:jc w:val="center"/>
-      </w:pPr>
-      <w:r>
-        <w:rPr>
-          <w:i/>
-          <w:color w:val="718096"/>
-          <w:sz w:val="18"/>
-        </w:rPr>
-        <w:t>Alt text: The Facebook Reels composer with the 90-second recording timer visible above the record button</w:t>
-      </w:r>
-    </w:p>
-    <w:p>
-      <w:pPr>
-        <w:spacing w:after="320"/>
-        <w:jc w:val="center"/>
-      </w:pPr>
-      <w:r>
-        <w:rPr>
-          <w:b w:val="0"/>
-          <w:i/>
-          <w:sz w:val="18"/>
-        </w:rPr>
-        <w:t>[Image source](https://www.facebook.com/help/2862139500770200)</w:t>
       </w:r>
     </w:p>
     <w:p>
@@ -328,7 +342,7 @@
         </w:rPr>
         <w:t xml:space="preserve"> at a 9:16 ratio, 540 x 960 or better, as an .MP4 or .MOV under 512 MB. Our </w:t>
       </w:r>
-      <w:hyperlink r:id="rId12">
+      <w:hyperlink r:id="rId13">
         <w:r>
           <w:rPr>
             <w:color w:val="0B5CAB"/>
@@ -439,6 +453,59 @@
     </w:p>
     <w:p>
       <w:pPr>
+        <w:jc w:val="center"/>
+      </w:pPr>
+      <w:r>
+        <w:drawing>
+          <wp:inline xmlns:a="http://schemas.openxmlformats.org/drawingml/2006/main" xmlns:pic="http://schemas.openxmlformats.org/drawingml/2006/picture">
+            <wp:extent cx="5486400" cy="2926080"/>
+            <wp:docPr id="3" name="Picture 3"/>
+            <wp:cNvGraphicFramePr>
+              <a:graphicFrameLocks noChangeAspect="1"/>
+            </wp:cNvGraphicFramePr>
+            <a:graphic>
+              <a:graphicData uri="http://schemas.openxmlformats.org/drawingml/2006/picture">
+                <pic:pic>
+                  <pic:nvPicPr>
+                    <pic:cNvPr id="0" name="facebook-reel-length-by-content-type.png"/>
+                    <pic:cNvPicPr/>
+                  </pic:nvPicPr>
+                  <pic:blipFill>
+                    <a:blip r:embed="rId14"/>
+                    <a:stretch>
+                      <a:fillRect/>
+                    </a:stretch>
+                  </pic:blipFill>
+                  <pic:spPr>
+                    <a:xfrm>
+                      <a:off x="0" y="0"/>
+                      <a:ext cx="5486400" cy="2926080"/>
+                    </a:xfrm>
+                    <a:prstGeom prst="rect"/>
+                  </pic:spPr>
+                </pic:pic>
+              </a:graphicData>
+            </a:graphic>
+          </wp:inline>
+        </w:drawing>
+      </w:r>
+    </w:p>
+    <w:p>
+      <w:pPr>
+        <w:spacing w:after="320"/>
+        <w:jc w:val="center"/>
+      </w:pPr>
+      <w:r>
+        <w:rPr>
+          <w:b w:val="0"/>
+          <w:i/>
+          <w:sz w:val="18"/>
+        </w:rPr>
+        <w:t>[Image source](https://raw.githubusercontent.com/aamir4uu/ishu/refs/heads/claude/facebook-reel-length-post-5fl797/blog/facebook-reel-length/images/facebook-reel-length-by-content-type.png)</w:t>
+      </w:r>
+    </w:p>
+    <w:p>
+      <w:pPr>
         <w:pStyle w:val="Heading2"/>
       </w:pPr>
       <w:r>
@@ -471,7 +538,7 @@
         </w:rPr>
         <w:t xml:space="preserve">Twenty-five seconds that people finish beats ninety that lose half the room in the first five. Shorter Reels win because short videos are easier to finish, which is a different thing from the algorithm preferring them. Our breakdown of the </w:t>
       </w:r>
-      <w:hyperlink r:id="rId13">
+      <w:hyperlink r:id="rId15">
         <w:r>
           <w:rPr>
             <w:color w:val="0B5CAB"/>
@@ -512,45 +579,6 @@
           <w:i w:val="0"/>
         </w:rPr>
         <w:t>A Reel of exactly the right duration will still get rejected, or publish looking soft and blurry, if the file doesn't meet spec.</w:t>
-      </w:r>
-    </w:p>
-    <w:p>
-      <w:pPr>
-        <w:jc w:val="center"/>
-      </w:pPr>
-      <w:r>
-        <w:rPr>
-          <w:b/>
-          <w:color w:val="718096"/>
-        </w:rPr>
-        <w:t>[ IMAGE TO BE PLACED: images/socialbee-facebook-reel-scheduled.png ]</w:t>
-      </w:r>
-    </w:p>
-    <w:p>
-      <w:pPr>
-        <w:jc w:val="center"/>
-      </w:pPr>
-      <w:r>
-        <w:rPr>
-          <w:i/>
-          <w:color w:val="718096"/>
-          <w:sz w:val="18"/>
-        </w:rPr>
-        <w:t>Alt text: A Facebook Reel scheduled inside the SocialBee post editor with the preview panel open</w:t>
-      </w:r>
-    </w:p>
-    <w:p>
-      <w:pPr>
-        <w:spacing w:after="320"/>
-        <w:jc w:val="center"/>
-      </w:pPr>
-      <w:r>
-        <w:rPr>
-          <w:b w:val="0"/>
-          <w:i/>
-          <w:sz w:val="18"/>
-        </w:rPr>
-        <w:t>[Image source](https://help.socialbee.com/hc/en-us/articles/29979081550487-How-to-schedule-and-post-Reels-on-Facebook)</w:t>
       </w:r>
     </w:p>
     <w:tbl>
@@ -880,7 +908,7 @@
         </w:rPr>
         <w:t xml:space="preserve">Posting across several platforms? Every one of them wants something slightly different, and our guide to </w:t>
       </w:r>
-      <w:hyperlink r:id="rId14">
+      <w:hyperlink r:id="rId16">
         <w:r>
           <w:rPr>
             <w:color w:val="0B5CAB"/>
@@ -931,7 +959,7 @@
         </w:rPr>
         <w:t xml:space="preserve">Here's the full walkthrough: </w:t>
       </w:r>
-      <w:hyperlink r:id="rId15">
+      <w:hyperlink r:id="rId17">
         <w:r>
           <w:rPr>
             <w:color w:val="0B5CAB"/>
@@ -1116,7 +1144,7 @@
         </w:rPr>
         <w:t xml:space="preserve">Ready to stop posting Reels one at a time? </w:t>
       </w:r>
-      <w:hyperlink r:id="rId16">
+      <w:hyperlink r:id="rId18">
         <w:r>
           <w:rPr>
             <w:color w:val="0B5CAB"/>

--- a/blog/facebook-reel-length/How Long Can a Facebook Reel Be - 2026 Limits and Best Run Times.docx
+++ b/blog/facebook-reel-length/How Long Can a Facebook Reel Be - 2026 Limits and Best Run Times.docx
@@ -122,59 +122,6 @@
     </w:p>
     <w:p>
       <w:pPr>
-        <w:jc w:val="center"/>
-      </w:pPr>
-      <w:r>
-        <w:drawing>
-          <wp:inline xmlns:a="http://schemas.openxmlformats.org/drawingml/2006/main" xmlns:pic="http://schemas.openxmlformats.org/drawingml/2006/picture">
-            <wp:extent cx="5486400" cy="2834640"/>
-            <wp:docPr id="1" name="Picture 1"/>
-            <wp:cNvGraphicFramePr>
-              <a:graphicFrameLocks noChangeAspect="1"/>
-            </wp:cNvGraphicFramePr>
-            <a:graphic>
-              <a:graphicData uri="http://schemas.openxmlformats.org/drawingml/2006/picture">
-                <pic:pic>
-                  <pic:nvPicPr>
-                    <pic:cNvPr id="0" name="facebook-reel-upload-vs-in-app-limits.png"/>
-                    <pic:cNvPicPr/>
-                  </pic:nvPicPr>
-                  <pic:blipFill>
-                    <a:blip r:embed="rId9"/>
-                    <a:stretch>
-                      <a:fillRect/>
-                    </a:stretch>
-                  </pic:blipFill>
-                  <pic:spPr>
-                    <a:xfrm>
-                      <a:off x="0" y="0"/>
-                      <a:ext cx="5486400" cy="2834640"/>
-                    </a:xfrm>
-                    <a:prstGeom prst="rect"/>
-                  </pic:spPr>
-                </pic:pic>
-              </a:graphicData>
-            </a:graphic>
-          </wp:inline>
-        </w:drawing>
-      </w:r>
-    </w:p>
-    <w:p>
-      <w:pPr>
-        <w:spacing w:after="320"/>
-        <w:jc w:val="center"/>
-      </w:pPr>
-      <w:r>
-        <w:rPr>
-          <w:b w:val="0"/>
-          <w:i/>
-          <w:sz w:val="18"/>
-        </w:rPr>
-        <w:t>[Image source](https://raw.githubusercontent.com/aamir4uu/ishu/refs/heads/claude/facebook-reel-length-post-5fl797/blog/facebook-reel-length/images/facebook-reel-upload-vs-in-app-limits.png)</w:t>
-      </w:r>
-    </w:p>
-    <w:p>
-      <w:pPr>
         <w:pStyle w:val="Heading3"/>
       </w:pPr>
       <w:r>
@@ -200,7 +147,7 @@
       </w:r>
     </w:p>
     <w:p>
-      <w:hyperlink r:id="rId10">
+      <w:hyperlink r:id="rId9">
         <w:r>
           <w:rPr>
             <w:color w:val="0B5CAB"/>
@@ -216,7 +163,7 @@
         </w:rPr>
         <w:t xml:space="preserve"> in March 2023. Two years later came the consolidation that took the ceiling away entirely, </w:t>
       </w:r>
-      <w:hyperlink r:id="rId11">
+      <w:hyperlink r:id="rId10">
         <w:r>
           <w:rPr>
             <w:color w:val="0B5CAB"/>
@@ -241,7 +188,7 @@
         <w:drawing>
           <wp:inline xmlns:a="http://schemas.openxmlformats.org/drawingml/2006/main" xmlns:pic="http://schemas.openxmlformats.org/drawingml/2006/picture">
             <wp:extent cx="5486400" cy="3200400"/>
-            <wp:docPr id="2" name="Picture 2"/>
+            <wp:docPr id="1" name="Picture 1"/>
             <wp:cNvGraphicFramePr>
               <a:graphicFrameLocks noChangeAspect="1"/>
             </wp:cNvGraphicFramePr>
@@ -253,7 +200,7 @@
                     <pic:cNvPicPr/>
                   </pic:nvPicPr>
                   <pic:blipFill>
-                    <a:blip r:embed="rId12"/>
+                    <a:blip r:embed="rId11"/>
                     <a:stretch>
                       <a:fillRect/>
                     </a:stretch>
@@ -314,6 +261,40 @@
     </w:p>
     <w:p>
       <w:pPr>
+        <w:jc w:val="center"/>
+      </w:pPr>
+      <w:r>
+        <w:rPr>
+          <w:b/>
+          <w:color w:val="718096"/>
+        </w:rPr>
+        <w:t>[ IMAGE TO BE PLACED: images/facebook-reels-composer-timer.png ]</w:t>
+      </w:r>
+    </w:p>
+    <w:p>
+      <w:pPr>
+        <w:jc w:val="center"/>
+      </w:pPr>
+      <w:r>
+        <w:rPr>
+          <w:i/>
+          <w:color w:val="718096"/>
+          <w:sz w:val="18"/>
+        </w:rPr>
+        <w:t>Alt text: The Facebook Reels composer with the 90-second recording timer visible above the record button</w:t>
+      </w:r>
+    </w:p>
+    <w:p>
+      <w:r>
+        <w:rPr>
+          <w:b w:val="0"/>
+          <w:i/>
+        </w:rPr>
+        <w:t>Image source: pending capture, see image-manifest.md</w:t>
+      </w:r>
+    </w:p>
+    <w:p>
+      <w:pPr>
         <w:pStyle w:val="Heading3"/>
       </w:pPr>
       <w:r>
@@ -342,7 +323,7 @@
         </w:rPr>
         <w:t xml:space="preserve"> at a 9:16 ratio, 540 x 960 or better, as an .MP4 or .MOV under 512 MB. Our </w:t>
       </w:r>
-      <w:hyperlink r:id="rId13">
+      <w:hyperlink r:id="rId12">
         <w:r>
           <w:rPr>
             <w:color w:val="0B5CAB"/>
@@ -453,59 +434,6 @@
     </w:p>
     <w:p>
       <w:pPr>
-        <w:jc w:val="center"/>
-      </w:pPr>
-      <w:r>
-        <w:drawing>
-          <wp:inline xmlns:a="http://schemas.openxmlformats.org/drawingml/2006/main" xmlns:pic="http://schemas.openxmlformats.org/drawingml/2006/picture">
-            <wp:extent cx="5486400" cy="2926080"/>
-            <wp:docPr id="3" name="Picture 3"/>
-            <wp:cNvGraphicFramePr>
-              <a:graphicFrameLocks noChangeAspect="1"/>
-            </wp:cNvGraphicFramePr>
-            <a:graphic>
-              <a:graphicData uri="http://schemas.openxmlformats.org/drawingml/2006/picture">
-                <pic:pic>
-                  <pic:nvPicPr>
-                    <pic:cNvPr id="0" name="facebook-reel-length-by-content-type.png"/>
-                    <pic:cNvPicPr/>
-                  </pic:nvPicPr>
-                  <pic:blipFill>
-                    <a:blip r:embed="rId14"/>
-                    <a:stretch>
-                      <a:fillRect/>
-                    </a:stretch>
-                  </pic:blipFill>
-                  <pic:spPr>
-                    <a:xfrm>
-                      <a:off x="0" y="0"/>
-                      <a:ext cx="5486400" cy="2926080"/>
-                    </a:xfrm>
-                    <a:prstGeom prst="rect"/>
-                  </pic:spPr>
-                </pic:pic>
-              </a:graphicData>
-            </a:graphic>
-          </wp:inline>
-        </w:drawing>
-      </w:r>
-    </w:p>
-    <w:p>
-      <w:pPr>
-        <w:spacing w:after="320"/>
-        <w:jc w:val="center"/>
-      </w:pPr>
-      <w:r>
-        <w:rPr>
-          <w:b w:val="0"/>
-          <w:i/>
-          <w:sz w:val="18"/>
-        </w:rPr>
-        <w:t>[Image source](https://raw.githubusercontent.com/aamir4uu/ishu/refs/heads/claude/facebook-reel-length-post-5fl797/blog/facebook-reel-length/images/facebook-reel-length-by-content-type.png)</w:t>
-      </w:r>
-    </w:p>
-    <w:p>
-      <w:pPr>
         <w:pStyle w:val="Heading2"/>
       </w:pPr>
       <w:r>
@@ -538,7 +466,7 @@
         </w:rPr>
         <w:t xml:space="preserve">Twenty-five seconds that people finish beats ninety that lose half the room in the first five. Shorter Reels win because short videos are easier to finish, which is a different thing from the algorithm preferring them. Our breakdown of the </w:t>
       </w:r>
-      <w:hyperlink r:id="rId15">
+      <w:hyperlink r:id="rId13">
         <w:r>
           <w:rPr>
             <w:color w:val="0B5CAB"/>
@@ -908,7 +836,7 @@
         </w:rPr>
         <w:t xml:space="preserve">Posting across several platforms? Every one of them wants something slightly different, and our guide to </w:t>
       </w:r>
-      <w:hyperlink r:id="rId16">
+      <w:hyperlink r:id="rId14">
         <w:r>
           <w:rPr>
             <w:color w:val="0B5CAB"/>
@@ -952,6 +880,40 @@
       </w:r>
     </w:p>
     <w:p>
+      <w:pPr>
+        <w:jc w:val="center"/>
+      </w:pPr>
+      <w:r>
+        <w:rPr>
+          <w:b/>
+          <w:color w:val="718096"/>
+        </w:rPr>
+        <w:t>[ IMAGE TO BE PLACED: images/socialbee-facebook-reel-scheduled.png ]</w:t>
+      </w:r>
+    </w:p>
+    <w:p>
+      <w:pPr>
+        <w:jc w:val="center"/>
+      </w:pPr>
+      <w:r>
+        <w:rPr>
+          <w:i/>
+          <w:color w:val="718096"/>
+          <w:sz w:val="18"/>
+        </w:rPr>
+        <w:t>Alt text: A 45-second Facebook Reel scheduled in the SocialBee post editor, with the preview panel and content category selector visible</w:t>
+      </w:r>
+    </w:p>
+    <w:p>
+      <w:r>
+        <w:rPr>
+          <w:b w:val="0"/>
+          <w:i/>
+        </w:rPr>
+        <w:t>Image source: pending capture, see image-manifest.md</w:t>
+      </w:r>
+    </w:p>
+    <w:p>
       <w:r>
         <w:rPr>
           <w:b w:val="0"/>
@@ -959,7 +921,7 @@
         </w:rPr>
         <w:t xml:space="preserve">Here's the full walkthrough: </w:t>
       </w:r>
-      <w:hyperlink r:id="rId17">
+      <w:hyperlink r:id="rId15">
         <w:r>
           <w:rPr>
             <w:color w:val="0B5CAB"/>
@@ -1144,7 +1106,7 @@
         </w:rPr>
         <w:t xml:space="preserve">Ready to stop posting Reels one at a time? </w:t>
       </w:r>
-      <w:hyperlink r:id="rId18">
+      <w:hyperlink r:id="rId16">
         <w:r>
           <w:rPr>
             <w:color w:val="0B5CAB"/>

--- a/blog/facebook-reel-length/How Long Can a Facebook Reel Be - 2026 Limits and Best Run Times.docx
+++ b/blog/facebook-reel-length/How Long Can a Facebook Reel Be - 2026 Limits and Best Run Times.docx
@@ -264,33 +264,52 @@
         <w:jc w:val="center"/>
       </w:pPr>
       <w:r>
-        <w:rPr>
-          <w:b/>
-          <w:color w:val="718096"/>
-        </w:rPr>
-        <w:t>[ IMAGE TO BE PLACED: images/facebook-reels-composer-timer.png ]</w:t>
+        <w:drawing>
+          <wp:inline xmlns:a="http://schemas.openxmlformats.org/drawingml/2006/main" xmlns:pic="http://schemas.openxmlformats.org/drawingml/2006/picture">
+            <wp:extent cx="5486400" cy="3383280"/>
+            <wp:docPr id="2" name="Picture 2"/>
+            <wp:cNvGraphicFramePr>
+              <a:graphicFrameLocks noChangeAspect="1"/>
+            </wp:cNvGraphicFramePr>
+            <a:graphic>
+              <a:graphicData uri="http://schemas.openxmlformats.org/drawingml/2006/picture">
+                <pic:pic>
+                  <pic:nvPicPr>
+                    <pic:cNvPr id="0" name="facebook-reel-post-route-decision.png"/>
+                    <pic:cNvPicPr/>
+                  </pic:nvPicPr>
+                  <pic:blipFill>
+                    <a:blip r:embed="rId12"/>
+                    <a:stretch>
+                      <a:fillRect/>
+                    </a:stretch>
+                  </pic:blipFill>
+                  <pic:spPr>
+                    <a:xfrm>
+                      <a:off x="0" y="0"/>
+                      <a:ext cx="5486400" cy="3383280"/>
+                    </a:xfrm>
+                    <a:prstGeom prst="rect"/>
+                  </pic:spPr>
+                </pic:pic>
+              </a:graphicData>
+            </a:graphic>
+          </wp:inline>
+        </w:drawing>
       </w:r>
     </w:p>
     <w:p>
       <w:pPr>
+        <w:spacing w:after="320"/>
         <w:jc w:val="center"/>
       </w:pPr>
       <w:r>
         <w:rPr>
+          <w:b w:val="0"/>
           <w:i/>
-          <w:color w:val="718096"/>
           <w:sz w:val="18"/>
         </w:rPr>
-        <w:t>Alt text: The Facebook Reels composer with the 90-second recording timer visible above the record button</w:t>
-      </w:r>
-    </w:p>
-    <w:p>
-      <w:r>
-        <w:rPr>
-          <w:b w:val="0"/>
-          <w:i/>
-        </w:rPr>
-        <w:t>Image source: pending capture, see image-manifest.md</w:t>
+        <w:t>[Image source](https://raw.githubusercontent.com/aamir4uu/ishu/refs/heads/claude/facebook-reel-length-post-5fl797/blog/facebook-reel-length/images/facebook-reel-post-route-decision.png)</w:t>
       </w:r>
     </w:p>
     <w:p>
@@ -323,7 +342,7 @@
         </w:rPr>
         <w:t xml:space="preserve"> at a 9:16 ratio, 540 x 960 or better, as an .MP4 or .MOV under 512 MB. Our </w:t>
       </w:r>
-      <w:hyperlink r:id="rId12">
+      <w:hyperlink r:id="rId13">
         <w:r>
           <w:rPr>
             <w:color w:val="0B5CAB"/>
@@ -466,7 +485,7 @@
         </w:rPr>
         <w:t xml:space="preserve">Twenty-five seconds that people finish beats ninety that lose half the room in the first five. Shorter Reels win because short videos are easier to finish, which is a different thing from the algorithm preferring them. Our breakdown of the </w:t>
       </w:r>
-      <w:hyperlink r:id="rId13">
+      <w:hyperlink r:id="rId14">
         <w:r>
           <w:rPr>
             <w:color w:val="0B5CAB"/>
@@ -836,7 +855,7 @@
         </w:rPr>
         <w:t xml:space="preserve">Posting across several platforms? Every one of them wants something slightly different, and our guide to </w:t>
       </w:r>
-      <w:hyperlink r:id="rId14">
+      <w:hyperlink r:id="rId15">
         <w:r>
           <w:rPr>
             <w:color w:val="0B5CAB"/>
@@ -884,33 +903,52 @@
         <w:jc w:val="center"/>
       </w:pPr>
       <w:r>
-        <w:rPr>
-          <w:b/>
-          <w:color w:val="718096"/>
-        </w:rPr>
-        <w:t>[ IMAGE TO BE PLACED: images/socialbee-facebook-reel-scheduled.png ]</w:t>
+        <w:drawing>
+          <wp:inline xmlns:a="http://schemas.openxmlformats.org/drawingml/2006/main" xmlns:pic="http://schemas.openxmlformats.org/drawingml/2006/picture">
+            <wp:extent cx="5486400" cy="2560320"/>
+            <wp:docPr id="3" name="Picture 3"/>
+            <wp:cNvGraphicFramePr>
+              <a:graphicFrameLocks noChangeAspect="1"/>
+            </wp:cNvGraphicFramePr>
+            <a:graphic>
+              <a:graphicData uri="http://schemas.openxmlformats.org/drawingml/2006/picture">
+                <pic:pic>
+                  <pic:nvPicPr>
+                    <pic:cNvPr id="0" name="facebook-reel-scheduling-workflow.png"/>
+                    <pic:cNvPicPr/>
+                  </pic:nvPicPr>
+                  <pic:blipFill>
+                    <a:blip r:embed="rId16"/>
+                    <a:stretch>
+                      <a:fillRect/>
+                    </a:stretch>
+                  </pic:blipFill>
+                  <pic:spPr>
+                    <a:xfrm>
+                      <a:off x="0" y="0"/>
+                      <a:ext cx="5486400" cy="2560320"/>
+                    </a:xfrm>
+                    <a:prstGeom prst="rect"/>
+                  </pic:spPr>
+                </pic:pic>
+              </a:graphicData>
+            </a:graphic>
+          </wp:inline>
+        </w:drawing>
       </w:r>
     </w:p>
     <w:p>
       <w:pPr>
+        <w:spacing w:after="320"/>
         <w:jc w:val="center"/>
       </w:pPr>
       <w:r>
         <w:rPr>
+          <w:b w:val="0"/>
           <w:i/>
-          <w:color w:val="718096"/>
           <w:sz w:val="18"/>
         </w:rPr>
-        <w:t>Alt text: A 45-second Facebook Reel scheduled in the SocialBee post editor, with the preview panel and content category selector visible</w:t>
-      </w:r>
-    </w:p>
-    <w:p>
-      <w:r>
-        <w:rPr>
-          <w:b w:val="0"/>
-          <w:i/>
-        </w:rPr>
-        <w:t>Image source: pending capture, see image-manifest.md</w:t>
+        <w:t>[Image source](https://raw.githubusercontent.com/aamir4uu/ishu/refs/heads/claude/facebook-reel-length-post-5fl797/blog/facebook-reel-length/images/facebook-reel-scheduling-workflow.png)</w:t>
       </w:r>
     </w:p>
     <w:p>
@@ -921,7 +959,7 @@
         </w:rPr>
         <w:t xml:space="preserve">Here's the full walkthrough: </w:t>
       </w:r>
-      <w:hyperlink r:id="rId15">
+      <w:hyperlink r:id="rId17">
         <w:r>
           <w:rPr>
             <w:color w:val="0B5CAB"/>
@@ -1106,7 +1144,7 @@
         </w:rPr>
         <w:t xml:space="preserve">Ready to stop posting Reels one at a time? </w:t>
       </w:r>
-      <w:hyperlink r:id="rId16">
+      <w:hyperlink r:id="rId18">
         <w:r>
           <w:rPr>
             <w:color w:val="0B5CAB"/>

--- a/blog/facebook-reel-length/How Long Can a Facebook Reel Be - 2026 Limits and Best Run Times.docx
+++ b/blog/facebook-reel-length/How Long Can a Facebook Reel Be - 2026 Limits and Best Run Times.docx
@@ -13,17 +13,10 @@
     <w:p>
       <w:r>
         <w:rPr>
-          <w:b/>
-          <w:i w:val="0"/>
-        </w:rPr>
-        <w:t>Short answer:</w:t>
-      </w:r>
-      <w:r>
-        <w:rPr>
           <w:b w:val="0"/>
           <w:i w:val="0"/>
         </w:rPr>
-        <w:t xml:space="preserve"> There isn't a fixed maximum any more. Meta scrapped the 90-second cap in June 2025, when it turned every Facebook video into a Reel, so an uploaded Reel can run as long as you want it to on an updated account. Record inside the app, though, and 90 seconds is still your ceiling. Minimum is 3.</w:t>
+        <w:t>There isn't a fixed maximum any more. Meta scrapped the 90-second cap in June 2025, when it turned every Facebook video into a Reel, so an uploaded Reel can run as long as you want it to on an updated account. Record inside the app, though, and 90 seconds is still your ceiling. Minimum is 3.</w:t>
       </w:r>
     </w:p>
     <w:p>
